--- a/reference/docs/스토어_등록정보_설명_초안_2026-09-17.docx
+++ b/reference/docs/스토어_등록정보_설명_초안_2026-09-17.docx
@@ -46,12 +46,22 @@
     </w:p>
     <w:p>
       <w:r>
-        <w:t>2. 남이 만든 문장이 아니라, 내가 쓸 영어 문장으로 암기하는 카드 앱</w:t>
+        <w:t>2. 남이 만든 문장이 아니라, 내가 쓸 영어 문장으로 암기하는 카드</w:t>
+      </w:r>
+      <w:bookmarkStart w:id="0" w:name="_GoBack"/>
+      <w:bookmarkEnd w:id="0"/>
+      <w:r>
+        <w:t xml:space="preserve"> 앱</w:t>
       </w:r>
     </w:p>
     <w:p>
       <w:r>
         <w:t>3. 내 목적에 맞는 영어 문장을 모아 거침없이 외우는 학습 앱</w:t>
+      </w:r>
+    </w:p>
+    <w:p>
+      <w:r>
+        <w:t>4. "나만의 문장" 암기앱. 내가 할 말은 나만이 압니다. 그 문장들을 모아서 거침없이 나올 때까지 "Tuk Tak" 하세요</w:t>
       </w:r>
     </w:p>
     <w:p/>
@@ -192,6 +202,7 @@
     </w:p>
     <w:p>
       <w:r>
+        <w:lastRenderedPageBreak/>
         <w:t>모든 문장은 기본적으로 내 기기에만 저장됩니다. 원한다면 Google 계정으로 로그인해 클라우드에 백업하고 여러 기기에서 이어서 쓸 수 있습니다.</w:t>
       </w:r>
     </w:p>
@@ -201,10 +212,7 @@
         <w:t>이미 어떤 영어를 하고 싶은지 알고 있다면, 이제 그 문장을 모아서 확실히 내 것으로 만들어보세요.</w:t>
       </w:r>
     </w:p>
-    <w:p>
-      <w:bookmarkStart w:id="0" w:name="_GoBack"/>
-      <w:bookmarkEnd w:id="0"/>
-    </w:p>
+    <w:p/>
     <w:sectPr>
       <w:headerReference w:type="even" r:id="rId7"/>
       <w:headerReference w:type="default" r:id="rId8"/>
@@ -213,7 +221,7 @@
       <w:headerReference w:type="first" r:id="rId11"/>
       <w:footerReference w:type="first" r:id="rId12"/>
       <w:pgSz w:w="11906" w:h="16838"/>
-      <w:pgMar w:top="1701" w:right="1440" w:bottom="1440" w:left="1440" w:header="851" w:footer="992" w:gutter="0"/>
+      <w:pgMar w:top="720" w:right="720" w:bottom="720" w:left="720" w:header="851" w:footer="992" w:gutter="0"/>
       <w:cols w:space="425"/>
       <w:docGrid w:linePitch="360"/>
     </w:sectPr>
@@ -287,14 +295,27 @@
     <w:r>
       <w:t xml:space="preserve"> / </w:t>
     </w:r>
-    <w:fldSimple w:instr=" NUMPAGES  \* MERGEFORMAT ">
-      <w:r>
-        <w:rPr>
-          <w:noProof/>
-        </w:rPr>
-        <w:t>1</w:t>
-      </w:r>
-    </w:fldSimple>
+    <w:r>
+      <w:fldChar w:fldCharType="begin"/>
+    </w:r>
+    <w:r>
+      <w:instrText xml:space="preserve"> NUMPAGES  \* MERGEFORMAT </w:instrText>
+    </w:r>
+    <w:r>
+      <w:fldChar w:fldCharType="separate"/>
+    </w:r>
+    <w:r>
+      <w:rPr>
+        <w:noProof/>
+      </w:rPr>
+      <w:t>2</w:t>
+    </w:r>
+    <w:r>
+      <w:rPr>
+        <w:noProof/>
+      </w:rPr>
+      <w:fldChar w:fldCharType="end"/>
+    </w:r>
   </w:p>
 </w:ftr>
 </file>

--- a/reference/docs/스토어_등록정보_설명_초안_2026-09-17.docx
+++ b/reference/docs/스토어_등록정보_설명_초안_2026-09-17.docx
@@ -61,7 +61,18 @@
     </w:p>
     <w:p>
       <w:r>
-        <w:t>4. "나만의 문장" 암기앱. 내가 할 말은 나만이 압니다. 그 문장들을 모아서 거침없이 나올 때까지 "Tuk Tak" 하세요</w:t>
+        <w:rPr>
+          <w:b/>
+        </w:rPr>
+        <w:t>4. [확정] "나만의 문장" 암기앱. 내가 할 말은 나만이 압니다. 그 문장들을 모아서 거침없이 나올 때까지 "Tuk Tak" 하세요</w:t>
+      </w:r>
+    </w:p>
+    <w:p>
+      <w:r>
+        <w:rPr>
+          <w:b/>
+        </w:rPr>
+        <w:t>→ 2026-09-19 최종 확정: 짧은 설명은 위 4번으로 확정 (1~3번은 검토 후보였으며 미채택)</w:t>
       </w:r>
     </w:p>
     <w:p/>
@@ -82,7 +93,7 @@
     </w:p>
     <w:p>
       <w:r>
-        <w:t>[char]34+영어 회화책엔 있는데, 내가 실제로 쓸 문장은 없다+[char]34</w:t>
+        <w:t>“영어 회화책엔 있는데, 내가 실제로 쓸 문장은 없다”</w:t>
       </w:r>
     </w:p>
     <w:p/>
@@ -104,6 +115,37 @@
           <w:b/>
           <w:sz w:val="30"/>
         </w:rPr>
+        <w:t>이런 분께 추천해요</w:t>
+      </w:r>
+    </w:p>
+    <w:p>
+      <w:r>
+        <w:t>- 어떤 영어를 쓰고 싶은지 이미 알고 있는 분 (여행, 면접, 업무 이메일 등)</w:t>
+      </w:r>
+    </w:p>
+    <w:p>
+      <w:r>
+        <w:t>- 정해진 커리큘럼보다 내 상황에 맞는 문장을 직접 모으고 싶은 분</w:t>
+      </w:r>
+    </w:p>
+    <w:p>
+      <w:r>
+        <w:t>- 문장을 스스로 모으고 꾸준히 확인하며 외우는 방식이 맞는 분</w:t>
+      </w:r>
+    </w:p>
+    <w:p/>
+    <w:p>
+      <w:pPr>
+        <w:rPr>
+          <w:b/>
+          <w:sz w:val="30"/>
+        </w:rPr>
+      </w:pPr>
+      <w:r>
+        <w:rPr>
+          <w:b/>
+          <w:sz w:val="30"/>
+        </w:rPr>
         <w:t>왜 툭탁인가요</w:t>
       </w:r>
     </w:p>
@@ -125,6 +167,27 @@
           <w:b/>
           <w:sz w:val="30"/>
         </w:rPr>
+        <w:t>이런 건 없습니다</w:t>
+      </w:r>
+    </w:p>
+    <w:p>
+      <w:r>
+        <w:t>경쟁하는 리그전도, 꾸미는 캐릭터도, 채워야 하는 연속 학습일수도 없습니다. 화면을 켜고, 내 문장을 확인하고, 끄면 그만입니다. 필요한 순간에 짧게 집중해서 외우는 것, 그게 전부입니다.</w:t>
+      </w:r>
+    </w:p>
+    <w:p/>
+    <w:p>
+      <w:pPr>
+        <w:rPr>
+          <w:b/>
+          <w:sz w:val="30"/>
+        </w:rPr>
+      </w:pPr>
+      <w:r>
+        <w:rPr>
+          <w:b/>
+          <w:sz w:val="30"/>
+        </w:rPr>
         <w:t>문장을 쉽게 모으는 방법</w:t>
       </w:r>
     </w:p>
@@ -148,6 +211,11 @@
         <w:t>- 말로 녹음해서 나중에 문장으로 완성하는 음성 메모</w:t>
       </w:r>
     </w:p>
+    <w:p>
+      <w:r>
+        <w:t>- PC 키보드로 빠르게 입력하기 (유료)</w:t>
+      </w:r>
+    </w:p>
     <w:p/>
     <w:p>
       <w:pPr>
@@ -184,6 +252,11 @@
         <w:t>- 정답 발음을 들어보는 TTS 기능</w:t>
       </w:r>
     </w:p>
+    <w:p>
+      <w:r>
+        <w:t>- 내가 입력한 문장을 시제, 인칭 등 다양한 형태로 자동 변형해 학습량 늘리기 (유료)</w:t>
+      </w:r>
+    </w:p>
     <w:p/>
     <w:p>
       <w:pPr>
@@ -197,13 +270,110 @@
           <w:b/>
           <w:sz w:val="30"/>
         </w:rPr>
+        <w:t>무료로도 충분히, 원한다면 한 번 결제로 더 편하게</w:t>
+      </w:r>
+    </w:p>
+    <w:p>
+      <w:r>
+        <w:t>문장 입력부터 카드 학습, 노트형 학습, 즐겨찾기·미암기 표시, 발음 듣기까지 핵심 기능은 모두 무료로 제한 없이 이용할 수 있습니다.</w:t>
+      </w:r>
+    </w:p>
+    <w:p>
+      <w:r>
+        <w:t>더 편하게 쓰고 싶다면, 한 번 결제로 평생 이용할 수 있는 기능도 있습니다. 구독이 아니라 1회 결제입니다.</w:t>
+      </w:r>
+    </w:p>
+    <w:p>
+      <w:r>
+        <w:t>- 클라우드 백업/동기화로 여러 기기에서 이어서 쓰기</w:t>
+      </w:r>
+    </w:p>
+    <w:p>
+      <w:r>
+        <w:t>- PC에서 키보드로 빠르게 입력하기</w:t>
+      </w:r>
+    </w:p>
+    <w:p>
+      <w:r>
+        <w:t>- 내 문장을 AI로 자동 변형해 학습량 늘리기</w:t>
+      </w:r>
+    </w:p>
+    <w:p/>
+    <w:p>
+      <w:pPr>
+        <w:rPr>
+          <w:b/>
+          <w:sz w:val="30"/>
+        </w:rPr>
+      </w:pPr>
+      <w:r>
+        <w:rPr>
+          <w:b/>
+          <w:sz w:val="30"/>
+        </w:rPr>
         <w:t>데이터는 내 것</w:t>
       </w:r>
     </w:p>
     <w:p>
       <w:r>
-        <w:lastRenderedPageBreak/>
-        <w:t>모든 문장은 기본적으로 내 기기에만 저장됩니다. 원한다면 Google 계정으로 로그인해 클라우드에 백업하고 여러 기기에서 이어서 쓸 수 있습니다.</w:t>
+        <w:t>모든 문장은 기본적으로 내 기기에만 저장됩니다. 클라우드 백업을 이용하지 않는 한 어떤 문장도 외부 서버로 나가지 않습니다.</w:t>
+      </w:r>
+    </w:p>
+    <w:p/>
+    <w:p>
+      <w:pPr>
+        <w:rPr>
+          <w:b/>
+          <w:sz w:val="30"/>
+        </w:rPr>
+      </w:pPr>
+      <w:r>
+        <w:rPr>
+          <w:b/>
+          <w:sz w:val="30"/>
+        </w:rPr>
+        <w:t>자주 묻는 질문</w:t>
+      </w:r>
+    </w:p>
+    <w:p>
+      <w:r>
+        <w:rPr>
+          <w:b/>
+        </w:rPr>
+        <w:t>Q. 꼭 로그인해야 하나요?</w:t>
+      </w:r>
+    </w:p>
+    <w:p>
+      <w:r>
+        <w:t>A. 아니요. 로그인 없이도 문장 입력부터 카드 학습까지 핵심 기능을 모두 사용할 수 있습니다. 로그인은 클라우드 백업 등 일부 기능을 쓸 때만 필요합니다.</w:t>
+      </w:r>
+    </w:p>
+    <w:p/>
+    <w:p>
+      <w:r>
+        <w:rPr>
+          <w:b/>
+        </w:rPr>
+        <w:t>Q. 유료 기능은 구독인가요?</w:t>
+      </w:r>
+    </w:p>
+    <w:p>
+      <w:r>
+        <w:t>A. 아니요. 한 번 결제하면 별도 갱신 없이 계속 이용할 수 있습니다.</w:t>
+      </w:r>
+    </w:p>
+    <w:p/>
+    <w:p>
+      <w:r>
+        <w:rPr>
+          <w:b/>
+        </w:rPr>
+        <w:t>Q. 인터넷 연결이 꼭 필요한가요?</w:t>
+      </w:r>
+    </w:p>
+    <w:p>
+      <w:r>
+        <w:t>A. 아니요. 문장 입력과 카드 학습은 인터넷 연결 없이도 계속 이용할 수 있습니다. 클라우드 백업이나 AI 자동변형처럼 일부 기능만 인터넷 연결이 필요합니다.</w:t>
       </w:r>
     </w:p>
     <w:p/>

--- a/reference/docs/스토어_등록정보_설명_초안_2026-09-17.docx
+++ b/reference/docs/스토어_등록정보_설명_초안_2026-09-17.docx
@@ -46,341 +46,634 @@
     </w:p>
     <w:p>
       <w:r>
-        <w:t>2. 남이 만든 문장이 아니라, 내가 쓸 영어 문장으로 암기하는 카드</w:t>
-      </w:r>
+        <w:t>2. 남이 만든 문장이 아니라, 내가 쓸 영어 문장으로 암기하는 카드 앱</w:t>
+      </w:r>
+    </w:p>
+    <w:p>
+      <w:r>
+        <w:t>3. 내 목적에 맞는 영어 문장을 모아 거침없이 외우는 학습 앱</w:t>
+      </w:r>
+    </w:p>
+    <w:p>
+      <w:r>
+        <w:rPr>
+          <w:b/>
+        </w:rPr>
+        <w:t>4. [확정] "나만의 문장" 암기앱. 내가 할 말은 나만이 압니다. 그 문장들을 모아서 거침없이 나올 때까지 "Tuk Tak" 하세요</w:t>
+      </w:r>
+    </w:p>
+    <w:p>
+      <w:r>
+        <w:rPr>
+          <w:b/>
+        </w:rPr>
+        <w:t>→ 2026-09-19 최종 확정: 짧은 설명은 위 4번으로 확정 (1~3번은 검토 후보였으며 미채택)</w:t>
+      </w:r>
+    </w:p>
+    <w:p/>
+    <w:p/>
+    <w:p/>
+    <w:p/>
+    <w:p/>
+    <w:p/>
+    <w:p/>
+    <w:p/>
+    <w:p/>
+    <w:p/>
+    <w:p/>
+    <w:p/>
+    <w:p/>
+    <w:p/>
+    <w:p/>
+    <w:p/>
+    <w:p/>
+    <w:p/>
+    <w:p/>
+    <w:p/>
+    <w:p/>
+    <w:p/>
+    <w:p/>
+    <w:p>
+      <w:pPr>
+        <w:rPr>
+          <w:rFonts w:hint="eastAsia"/>
+        </w:rPr>
+      </w:pPr>
+    </w:p>
+    <w:p/>
+    <w:tbl>
+      <w:tblPr>
+        <w:tblStyle w:val="a8"/>
+        <w:tblW w:w="0" w:type="auto"/>
+        <w:tblLook w:val="04A0" w:firstRow="1" w:lastRow="0" w:firstColumn="1" w:lastColumn="0" w:noHBand="0" w:noVBand="1"/>
+      </w:tblPr>
+      <w:tblGrid>
+        <w:gridCol w:w="10664"/>
+      </w:tblGrid>
+      <w:tr>
+        <w:tc>
+          <w:tcPr>
+            <w:tcW w:w="10664" w:type="dxa"/>
+          </w:tcPr>
+          <w:p>
+            <w:pPr>
+              <w:jc w:val="center"/>
+              <w:rPr>
+                <w:b/>
+                <w:sz w:val="20"/>
+                <w:szCs w:val="20"/>
+              </w:rPr>
+            </w:pPr>
+            <w:r>
+              <w:rPr>
+                <w:rFonts w:hint="eastAsia"/>
+                <w:b/>
+                <w:sz w:val="20"/>
+                <w:szCs w:val="20"/>
+              </w:rPr>
+              <w:lastRenderedPageBreak/>
+              <w:t>플레이스토어 긴설명</w:t>
+            </w:r>
+          </w:p>
+        </w:tc>
+      </w:tr>
+    </w:tbl>
+    <w:p>
+      <w:pPr>
+        <w:rPr>
+          <w:sz w:val="20"/>
+          <w:szCs w:val="20"/>
+        </w:rPr>
+      </w:pPr>
       <w:bookmarkStart w:id="0" w:name="_GoBack"/>
-      <w:bookmarkEnd w:id="0"/>
-      <w:r>
-        <w:t xml:space="preserve"> 앱</w:t>
-      </w:r>
-    </w:p>
-    <w:p>
-      <w:r>
-        <w:t>3. 내 목적에 맞는 영어 문장을 모아 거침없이 외우는 학습 앱</w:t>
-      </w:r>
-    </w:p>
-    <w:p>
-      <w:r>
-        <w:rPr>
-          <w:b/>
-        </w:rPr>
-        <w:t>4. [확정] "나만의 문장" 암기앱. 내가 할 말은 나만이 압니다. 그 문장들을 모아서 거침없이 나올 때까지 "Tuk Tak" 하세요</w:t>
-      </w:r>
-    </w:p>
-    <w:p>
-      <w:r>
-        <w:rPr>
-          <w:b/>
-        </w:rPr>
-        <w:t>→ 2026-09-19 최종 확정: 짧은 설명은 위 4번으로 확정 (1~3번은 검토 후보였으며 미채택)</w:t>
-      </w:r>
-    </w:p>
-    <w:p/>
-    <w:p>
-      <w:pPr>
-        <w:rPr>
-          <w:b/>
-          <w:sz w:val="30"/>
-        </w:rPr>
-      </w:pPr>
-      <w:r>
-        <w:rPr>
-          <w:b/>
-          <w:sz w:val="30"/>
-        </w:rPr>
-        <w:t>긴 설명 초안</w:t>
-      </w:r>
-    </w:p>
-    <w:p>
-      <w:r>
-        <w:t>“영어 회화책엔 있는데, 내가 실제로 쓸 문장은 없다”</w:t>
-      </w:r>
-    </w:p>
-    <w:p/>
-    <w:p>
-      <w:r>
+      <w:r>
+        <w:rPr>
+          <w:sz w:val="20"/>
+          <w:szCs w:val="20"/>
+        </w:rPr>
         <w:t>툭탁(Tuk Tak)은 남이 정해준 문장이 아니라, 내가 직접 모은 영어 문장을 확실하게 외우는 카드 학습 앱입니다.</w:t>
       </w:r>
     </w:p>
-    <w:p/>
-    <w:p>
-      <w:pPr>
-        <w:rPr>
-          <w:b/>
-          <w:sz w:val="30"/>
-        </w:rPr>
-      </w:pPr>
-      <w:r>
-        <w:rPr>
-          <w:b/>
-          <w:sz w:val="30"/>
+    <w:p>
+      <w:pPr>
+        <w:rPr>
+          <w:b/>
+          <w:sz w:val="20"/>
+          <w:szCs w:val="20"/>
+        </w:rPr>
+      </w:pPr>
+      <w:r>
+        <w:rPr>
+          <w:b/>
+          <w:sz w:val="20"/>
+          <w:szCs w:val="20"/>
         </w:rPr>
         <w:t>이런 분께 추천해요</w:t>
       </w:r>
     </w:p>
     <w:p>
-      <w:r>
+      <w:pPr>
+        <w:rPr>
+          <w:sz w:val="20"/>
+          <w:szCs w:val="20"/>
+        </w:rPr>
+      </w:pPr>
+      <w:r>
+        <w:rPr>
+          <w:sz w:val="20"/>
+          <w:szCs w:val="20"/>
+        </w:rPr>
         <w:t>- 어떤 영어를 쓰고 싶은지 이미 알고 있는 분 (여행, 면접, 업무 이메일 등)</w:t>
       </w:r>
     </w:p>
     <w:p>
-      <w:r>
+      <w:pPr>
+        <w:rPr>
+          <w:sz w:val="20"/>
+          <w:szCs w:val="20"/>
+        </w:rPr>
+      </w:pPr>
+      <w:r>
+        <w:rPr>
+          <w:sz w:val="20"/>
+          <w:szCs w:val="20"/>
+        </w:rPr>
         <w:t>- 정해진 커리큘럼보다 내 상황에 맞는 문장을 직접 모으고 싶은 분</w:t>
       </w:r>
     </w:p>
     <w:p>
-      <w:r>
+      <w:pPr>
+        <w:rPr>
+          <w:sz w:val="20"/>
+          <w:szCs w:val="20"/>
+        </w:rPr>
+      </w:pPr>
+      <w:r>
+        <w:rPr>
+          <w:sz w:val="20"/>
+          <w:szCs w:val="20"/>
+        </w:rPr>
         <w:t>- 문장을 스스로 모으고 꾸준히 확인하며 외우는 방식이 맞는 분</w:t>
       </w:r>
     </w:p>
-    <w:p/>
-    <w:p>
-      <w:pPr>
-        <w:rPr>
-          <w:b/>
-          <w:sz w:val="30"/>
-        </w:rPr>
-      </w:pPr>
-      <w:r>
-        <w:rPr>
-          <w:b/>
-          <w:sz w:val="30"/>
+    <w:p>
+      <w:pPr>
+        <w:rPr>
+          <w:b/>
+          <w:sz w:val="20"/>
+          <w:szCs w:val="20"/>
+        </w:rPr>
+      </w:pPr>
+      <w:r>
+        <w:rPr>
+          <w:b/>
+          <w:sz w:val="20"/>
+          <w:szCs w:val="20"/>
         </w:rPr>
         <w:t>왜 툭탁인가요</w:t>
       </w:r>
     </w:p>
     <w:p>
-      <w:r>
+      <w:pPr>
+        <w:rPr>
+          <w:sz w:val="20"/>
+          <w:szCs w:val="20"/>
+        </w:rPr>
+      </w:pPr>
+      <w:r>
+        <w:rPr>
+          <w:sz w:val="20"/>
+          <w:szCs w:val="20"/>
+        </w:rPr>
         <w:t>시중 영어 앱들은 정해진 커리큘럼과 예문을 따라가게 합니다. 하지만 진짜 필요한 건 내가 곧 쓸 상황에 맞는 문장입니다. 여행 가서 쓸 말, 면접에서 쓸 말, 업무 이메일에 쓸 표현처럼 목적이 분명한 문장을 스스로 모으고, 그 문장이 입에서 거침없이 나올 때까지 반복 확인하는 것, 그게 툭탁의 방식입니다.</w:t>
       </w:r>
     </w:p>
-    <w:p/>
-    <w:p>
-      <w:pPr>
-        <w:rPr>
-          <w:b/>
-          <w:sz w:val="30"/>
-        </w:rPr>
-      </w:pPr>
-      <w:r>
-        <w:rPr>
-          <w:b/>
-          <w:sz w:val="30"/>
-        </w:rPr>
-        <w:t>이런 건 없습니다</w:t>
-      </w:r>
-    </w:p>
-    <w:p>
-      <w:r>
-        <w:t>경쟁하는 리그전도, 꾸미는 캐릭터도, 채워야 하는 연속 학습일수도 없습니다. 화면을 켜고, 내 문장을 확인하고, 끄면 그만입니다. 필요한 순간에 짧게 집중해서 외우는 것, 그게 전부입니다.</w:t>
-      </w:r>
-    </w:p>
-    <w:p/>
-    <w:p>
-      <w:pPr>
-        <w:rPr>
-          <w:b/>
-          <w:sz w:val="30"/>
-        </w:rPr>
-      </w:pPr>
-      <w:r>
-        <w:rPr>
-          <w:b/>
-          <w:sz w:val="30"/>
+    <w:p>
+      <w:pPr>
+        <w:rPr>
+          <w:b/>
+          <w:sz w:val="20"/>
+          <w:szCs w:val="20"/>
+        </w:rPr>
+      </w:pPr>
+      <w:r>
+        <w:rPr>
+          <w:b/>
+          <w:sz w:val="20"/>
+          <w:szCs w:val="20"/>
         </w:rPr>
         <w:t>문장을 쉽게 모으는 방법</w:t>
       </w:r>
     </w:p>
     <w:p>
-      <w:r>
+      <w:pPr>
+        <w:rPr>
+          <w:sz w:val="20"/>
+          <w:szCs w:val="20"/>
+        </w:rPr>
+      </w:pPr>
+      <w:r>
+        <w:rPr>
+          <w:sz w:val="20"/>
+          <w:szCs w:val="20"/>
+        </w:rPr>
         <w:t>- 폼으로 하나씩 입력</w:t>
       </w:r>
     </w:p>
     <w:p>
-      <w:r>
+      <w:pPr>
+        <w:rPr>
+          <w:sz w:val="20"/>
+          <w:szCs w:val="20"/>
+        </w:rPr>
+      </w:pPr>
+      <w:r>
+        <w:rPr>
+          <w:sz w:val="20"/>
+          <w:szCs w:val="20"/>
+        </w:rPr>
         <w:t>- 카톡, 메모장 등에서 만든 문장을 파일로 한번에 가져오기</w:t>
       </w:r>
     </w:p>
     <w:p>
-      <w:r>
+      <w:pPr>
+        <w:rPr>
+          <w:sz w:val="20"/>
+          <w:szCs w:val="20"/>
+        </w:rPr>
+      </w:pPr>
+      <w:r>
+        <w:rPr>
+          <w:sz w:val="20"/>
+          <w:szCs w:val="20"/>
+        </w:rPr>
         <w:t>- 사진으로 찍은 손글씨 노트를 AI로 텍스트 변환 후 붙여넣기</w:t>
       </w:r>
     </w:p>
     <w:p>
-      <w:r>
+      <w:pPr>
+        <w:rPr>
+          <w:sz w:val="20"/>
+          <w:szCs w:val="20"/>
+        </w:rPr>
+      </w:pPr>
+      <w:r>
+        <w:rPr>
+          <w:sz w:val="20"/>
+          <w:szCs w:val="20"/>
+        </w:rPr>
         <w:t>- 말로 녹음해서 나중에 문장으로 완성하는 음성 메모</w:t>
       </w:r>
     </w:p>
     <w:p>
-      <w:r>
+      <w:pPr>
+        <w:rPr>
+          <w:sz w:val="20"/>
+          <w:szCs w:val="20"/>
+        </w:rPr>
+      </w:pPr>
+      <w:r>
+        <w:rPr>
+          <w:sz w:val="20"/>
+          <w:szCs w:val="20"/>
+        </w:rPr>
         <w:t>- PC 키보드로 빠르게 입력하기 (유료)</w:t>
       </w:r>
     </w:p>
-    <w:p/>
-    <w:p>
-      <w:pPr>
-        <w:rPr>
-          <w:b/>
-          <w:sz w:val="30"/>
-        </w:rPr>
-      </w:pPr>
-      <w:r>
-        <w:rPr>
-          <w:b/>
-          <w:sz w:val="30"/>
+    <w:p>
+      <w:pPr>
+        <w:rPr>
+          <w:b/>
+          <w:sz w:val="20"/>
+          <w:szCs w:val="20"/>
+        </w:rPr>
+      </w:pPr>
+      <w:r>
+        <w:rPr>
+          <w:b/>
+          <w:sz w:val="20"/>
+          <w:szCs w:val="20"/>
         </w:rPr>
         <w:t>확실하게 외우는 학습 방식</w:t>
       </w:r>
     </w:p>
     <w:p>
-      <w:r>
+      <w:pPr>
+        <w:rPr>
+          <w:sz w:val="20"/>
+          <w:szCs w:val="20"/>
+        </w:rPr>
+      </w:pPr>
+      <w:r>
+        <w:rPr>
+          <w:sz w:val="20"/>
+          <w:szCs w:val="20"/>
+        </w:rPr>
         <w:t>- 한국어를 보고, 스스로 떠올리고, 확인하는 카드 학습</w:t>
       </w:r>
     </w:p>
     <w:p>
-      <w:r>
+      <w:pPr>
+        <w:rPr>
+          <w:sz w:val="20"/>
+          <w:szCs w:val="20"/>
+        </w:rPr>
+      </w:pPr>
+      <w:r>
+        <w:rPr>
+          <w:sz w:val="20"/>
+          <w:szCs w:val="20"/>
+        </w:rPr>
         <w:t>- 훑어보며 외우는 노트형 학습 (자동재생 지원)</w:t>
       </w:r>
     </w:p>
     <w:p>
-      <w:r>
+      <w:pPr>
+        <w:rPr>
+          <w:sz w:val="20"/>
+          <w:szCs w:val="20"/>
+        </w:rPr>
+      </w:pPr>
+      <w:r>
+        <w:rPr>
+          <w:sz w:val="20"/>
+          <w:szCs w:val="20"/>
+        </w:rPr>
         <w:t>- 즐겨찾기, 미암기 표시로 내가 약한 문장만 골라서 학습</w:t>
       </w:r>
     </w:p>
     <w:p>
-      <w:r>
+      <w:pPr>
+        <w:rPr>
+          <w:sz w:val="20"/>
+          <w:szCs w:val="20"/>
+        </w:rPr>
+      </w:pPr>
+      <w:r>
+        <w:rPr>
+          <w:sz w:val="20"/>
+          <w:szCs w:val="20"/>
+        </w:rPr>
         <w:t>- 정답 발음을 들어보는 TTS 기능</w:t>
       </w:r>
     </w:p>
     <w:p>
-      <w:r>
+      <w:pPr>
+        <w:rPr>
+          <w:sz w:val="20"/>
+          <w:szCs w:val="20"/>
+        </w:rPr>
+      </w:pPr>
+      <w:r>
+        <w:rPr>
+          <w:sz w:val="20"/>
+          <w:szCs w:val="20"/>
+        </w:rPr>
         <w:t>- 내가 입력한 문장을 시제, 인칭 등 다양한 형태로 자동 변형해 학습량 늘리기 (유료)</w:t>
       </w:r>
     </w:p>
-    <w:p/>
-    <w:p>
-      <w:pPr>
-        <w:rPr>
-          <w:b/>
-          <w:sz w:val="30"/>
-        </w:rPr>
-      </w:pPr>
-      <w:r>
-        <w:rPr>
-          <w:b/>
-          <w:sz w:val="30"/>
+    <w:p>
+      <w:pPr>
+        <w:rPr>
+          <w:b/>
+          <w:sz w:val="20"/>
+          <w:szCs w:val="20"/>
+        </w:rPr>
+      </w:pPr>
+      <w:r>
+        <w:rPr>
+          <w:b/>
+          <w:sz w:val="20"/>
+          <w:szCs w:val="20"/>
         </w:rPr>
         <w:t>무료로도 충분히, 원한다면 한 번 결제로 더 편하게</w:t>
       </w:r>
     </w:p>
     <w:p>
-      <w:r>
+      <w:pPr>
+        <w:rPr>
+          <w:sz w:val="20"/>
+          <w:szCs w:val="20"/>
+        </w:rPr>
+      </w:pPr>
+      <w:r>
+        <w:rPr>
+          <w:sz w:val="20"/>
+          <w:szCs w:val="20"/>
+        </w:rPr>
         <w:t>문장 입력부터 카드 학습, 노트형 학습, 즐겨찾기·미암기 표시, 발음 듣기까지 핵심 기능은 모두 무료로 제한 없이 이용할 수 있습니다.</w:t>
       </w:r>
     </w:p>
     <w:p>
-      <w:r>
+      <w:pPr>
+        <w:rPr>
+          <w:sz w:val="20"/>
+          <w:szCs w:val="20"/>
+        </w:rPr>
+      </w:pPr>
+      <w:r>
+        <w:rPr>
+          <w:sz w:val="20"/>
+          <w:szCs w:val="20"/>
+        </w:rPr>
         <w:t>더 편하게 쓰고 싶다면, 한 번 결제로 평생 이용할 수 있는 기능도 있습니다. 구독이 아니라 1회 결제입니다.</w:t>
       </w:r>
     </w:p>
     <w:p>
-      <w:r>
+      <w:pPr>
+        <w:rPr>
+          <w:sz w:val="20"/>
+          <w:szCs w:val="20"/>
+        </w:rPr>
+      </w:pPr>
+      <w:r>
+        <w:rPr>
+          <w:sz w:val="20"/>
+          <w:szCs w:val="20"/>
+        </w:rPr>
         <w:t>- 클라우드 백업/동기화로 여러 기기에서 이어서 쓰기</w:t>
       </w:r>
     </w:p>
     <w:p>
-      <w:r>
+      <w:pPr>
+        <w:rPr>
+          <w:sz w:val="20"/>
+          <w:szCs w:val="20"/>
+        </w:rPr>
+      </w:pPr>
+      <w:r>
+        <w:rPr>
+          <w:sz w:val="20"/>
+          <w:szCs w:val="20"/>
+        </w:rPr>
         <w:t>- PC에서 키보드로 빠르게 입력하기</w:t>
       </w:r>
     </w:p>
     <w:p>
-      <w:r>
+      <w:pPr>
+        <w:rPr>
+          <w:sz w:val="20"/>
+          <w:szCs w:val="20"/>
+        </w:rPr>
+      </w:pPr>
+      <w:r>
+        <w:rPr>
+          <w:sz w:val="20"/>
+          <w:szCs w:val="20"/>
+        </w:rPr>
         <w:t>- 내 문장을 AI로 자동 변형해 학습량 늘리기</w:t>
       </w:r>
     </w:p>
-    <w:p/>
-    <w:p>
-      <w:pPr>
-        <w:rPr>
-          <w:b/>
-          <w:sz w:val="30"/>
-        </w:rPr>
-      </w:pPr>
-      <w:r>
-        <w:rPr>
-          <w:b/>
-          <w:sz w:val="30"/>
+    <w:p>
+      <w:pPr>
+        <w:rPr>
+          <w:b/>
+          <w:sz w:val="20"/>
+          <w:szCs w:val="20"/>
+        </w:rPr>
+      </w:pPr>
+      <w:r>
+        <w:rPr>
+          <w:b/>
+          <w:sz w:val="20"/>
+          <w:szCs w:val="20"/>
         </w:rPr>
         <w:t>데이터는 내 것</w:t>
       </w:r>
     </w:p>
     <w:p>
-      <w:r>
+      <w:pPr>
+        <w:rPr>
+          <w:sz w:val="20"/>
+          <w:szCs w:val="20"/>
+        </w:rPr>
+      </w:pPr>
+      <w:r>
+        <w:rPr>
+          <w:sz w:val="20"/>
+          <w:szCs w:val="20"/>
+        </w:rPr>
         <w:t>모든 문장은 기본적으로 내 기기에만 저장됩니다. 클라우드 백업을 이용하지 않는 한 어떤 문장도 외부 서버로 나가지 않습니다.</w:t>
       </w:r>
     </w:p>
-    <w:p/>
-    <w:p>
-      <w:pPr>
-        <w:rPr>
-          <w:b/>
-          <w:sz w:val="30"/>
-        </w:rPr>
-      </w:pPr>
-      <w:r>
-        <w:rPr>
-          <w:b/>
-          <w:sz w:val="30"/>
+    <w:p>
+      <w:pPr>
+        <w:rPr>
+          <w:b/>
+          <w:sz w:val="20"/>
+          <w:szCs w:val="20"/>
+        </w:rPr>
+      </w:pPr>
+      <w:r>
+        <w:rPr>
+          <w:b/>
+          <w:sz w:val="20"/>
+          <w:szCs w:val="20"/>
         </w:rPr>
         <w:t>자주 묻는 질문</w:t>
       </w:r>
     </w:p>
     <w:p>
-      <w:r>
-        <w:rPr>
-          <w:b/>
+      <w:pPr>
+        <w:rPr>
+          <w:sz w:val="20"/>
+          <w:szCs w:val="20"/>
+        </w:rPr>
+      </w:pPr>
+      <w:r>
+        <w:rPr>
+          <w:b/>
+          <w:sz w:val="20"/>
+          <w:szCs w:val="20"/>
         </w:rPr>
         <w:t>Q. 꼭 로그인해야 하나요?</w:t>
       </w:r>
     </w:p>
     <w:p>
-      <w:r>
+      <w:pPr>
+        <w:rPr>
+          <w:sz w:val="20"/>
+          <w:szCs w:val="20"/>
+        </w:rPr>
+      </w:pPr>
+      <w:r>
+        <w:rPr>
+          <w:sz w:val="20"/>
+          <w:szCs w:val="20"/>
+        </w:rPr>
         <w:t>A. 아니요. 로그인 없이도 문장 입력부터 카드 학습까지 핵심 기능을 모두 사용할 수 있습니다. 로그인은 클라우드 백업 등 일부 기능을 쓸 때만 필요합니다.</w:t>
       </w:r>
     </w:p>
-    <w:p/>
-    <w:p>
-      <w:r>
-        <w:rPr>
-          <w:b/>
+    <w:p>
+      <w:pPr>
+        <w:rPr>
+          <w:sz w:val="20"/>
+          <w:szCs w:val="20"/>
+        </w:rPr>
+      </w:pPr>
+      <w:r>
+        <w:rPr>
+          <w:b/>
+          <w:sz w:val="20"/>
+          <w:szCs w:val="20"/>
         </w:rPr>
         <w:t>Q. 유료 기능은 구독인가요?</w:t>
       </w:r>
     </w:p>
     <w:p>
-      <w:r>
+      <w:pPr>
+        <w:rPr>
+          <w:sz w:val="20"/>
+          <w:szCs w:val="20"/>
+        </w:rPr>
+      </w:pPr>
+      <w:r>
+        <w:rPr>
+          <w:sz w:val="20"/>
+          <w:szCs w:val="20"/>
+        </w:rPr>
         <w:t>A. 아니요. 한 번 결제하면 별도 갱신 없이 계속 이용할 수 있습니다.</w:t>
       </w:r>
     </w:p>
-    <w:p/>
-    <w:p>
-      <w:r>
-        <w:rPr>
-          <w:b/>
+    <w:p>
+      <w:pPr>
+        <w:rPr>
+          <w:sz w:val="20"/>
+          <w:szCs w:val="20"/>
+        </w:rPr>
+      </w:pPr>
+      <w:r>
+        <w:rPr>
+          <w:b/>
+          <w:sz w:val="20"/>
+          <w:szCs w:val="20"/>
         </w:rPr>
         <w:t>Q. 인터넷 연결이 꼭 필요한가요?</w:t>
       </w:r>
     </w:p>
     <w:p>
-      <w:r>
+      <w:pPr>
+        <w:rPr>
+          <w:sz w:val="20"/>
+          <w:szCs w:val="20"/>
+        </w:rPr>
+      </w:pPr>
+      <w:r>
+        <w:rPr>
+          <w:sz w:val="20"/>
+          <w:szCs w:val="20"/>
+        </w:rPr>
         <w:t>A. 아니요. 문장 입력과 카드 학습은 인터넷 연결 없이도 계속 이용할 수 있습니다. 클라우드 백업이나 AI 자동변형처럼 일부 기능만 인터넷 연결이 필요합니다.</w:t>
       </w:r>
     </w:p>
-    <w:p/>
-    <w:p>
-      <w:r>
-        <w:t>이미 어떤 영어를 하고 싶은지 알고 있다면, 이제 그 문장을 모아서 확실히 내 것으로 만들어보세요.</w:t>
-      </w:r>
+    <w:bookmarkEnd w:id="0"/>
+    <w:p>
+      <w:pPr>
+        <w:rPr>
+          <w:sz w:val="20"/>
+          <w:szCs w:val="20"/>
+        </w:rPr>
+      </w:pPr>
     </w:p>
     <w:p/>
     <w:sectPr>
@@ -457,7 +750,7 @@
       <w:rPr>
         <w:noProof/>
       </w:rPr>
-      <w:t>1</w:t>
+      <w:t>2</w:t>
     </w:r>
     <w:r>
       <w:fldChar w:fldCharType="end"/>
@@ -465,27 +758,14 @@
     <w:r>
       <w:t xml:space="preserve"> / </w:t>
     </w:r>
-    <w:r>
-      <w:fldChar w:fldCharType="begin"/>
-    </w:r>
-    <w:r>
-      <w:instrText xml:space="preserve"> NUMPAGES  \* MERGEFORMAT </w:instrText>
-    </w:r>
-    <w:r>
-      <w:fldChar w:fldCharType="separate"/>
-    </w:r>
-    <w:r>
-      <w:rPr>
-        <w:noProof/>
-      </w:rPr>
-      <w:t>2</w:t>
-    </w:r>
-    <w:r>
-      <w:rPr>
-        <w:noProof/>
-      </w:rPr>
-      <w:fldChar w:fldCharType="end"/>
-    </w:r>
+    <w:fldSimple w:instr=" NUMPAGES  \* MERGEFORMAT ">
+      <w:r>
+        <w:rPr>
+          <w:noProof/>
+        </w:rPr>
+        <w:t>3</w:t>
+      </w:r>
+    </w:fldSimple>
   </w:p>
 </w:ftr>
 </file>
@@ -987,6 +1267,22 @@
       <w:szCs w:val="24"/>
     </w:rPr>
   </w:style>
+  <w:style w:type="table" w:styleId="a8">
+    <w:name w:val="Table Grid"/>
+    <w:basedOn w:val="a1"/>
+    <w:uiPriority w:val="59"/>
+    <w:rsid w:val="00776096"/>
+    <w:tblPr>
+      <w:tblBorders>
+        <w:top w:val="single" w:sz="4" w:space="0" w:color="auto"/>
+        <w:left w:val="single" w:sz="4" w:space="0" w:color="auto"/>
+        <w:bottom w:val="single" w:sz="4" w:space="0" w:color="auto"/>
+        <w:right w:val="single" w:sz="4" w:space="0" w:color="auto"/>
+        <w:insideH w:val="single" w:sz="4" w:space="0" w:color="auto"/>
+        <w:insideV w:val="single" w:sz="4" w:space="0" w:color="auto"/>
+      </w:tblBorders>
+    </w:tblPr>
+  </w:style>
 </w:styles>
 </file>
 
@@ -1427,6 +1723,22 @@
       <w:sz w:val="22"/>
       <w:szCs w:val="24"/>
     </w:rPr>
+  </w:style>
+  <w:style w:type="table" w:styleId="a8">
+    <w:name w:val="Table Grid"/>
+    <w:basedOn w:val="a1"/>
+    <w:uiPriority w:val="59"/>
+    <w:rsid w:val="00776096"/>
+    <w:tblPr>
+      <w:tblBorders>
+        <w:top w:val="single" w:sz="4" w:space="0" w:color="auto"/>
+        <w:left w:val="single" w:sz="4" w:space="0" w:color="auto"/>
+        <w:bottom w:val="single" w:sz="4" w:space="0" w:color="auto"/>
+        <w:right w:val="single" w:sz="4" w:space="0" w:color="auto"/>
+        <w:insideH w:val="single" w:sz="4" w:space="0" w:color="auto"/>
+        <w:insideV w:val="single" w:sz="4" w:space="0" w:color="auto"/>
+      </w:tblBorders>
+    </w:tblPr>
   </w:style>
 </w:styles>
 </file>
